--- a/mon/hoa_hoc/khbd/lop12/KHBD_HOAHOC12_Bai7_OnTapChuong2_T10.docx
+++ b/mon/hoa_hoc/khbd/lop12/KHBD_HOAHOC12_Bai7_OnTapChuong2_T10.docx
@@ -60,7 +60,7 @@
                 <w:b w:val="0"/>
                 <w:i/>
               </w:rPr>
-              <w:t>Ngày soạn: ……/……/………</w:t>
+              <w:t xml:space="preserve">Ngày soạn: ……/……/……… </w:t>
             </w:r>
           </w:p>
         </w:tc>
@@ -84,7 +84,7 @@
                 <w:b w:val="0"/>
                 <w:i/>
               </w:rPr>
-              <w:t>Họ và tên giáo viên: ………………………………</w:t>
+              <w:t>Họ và tên giáo viên: ……………………………</w:t>
             </w:r>
           </w:p>
           <w:p>
@@ -4997,6 +4997,9 @@
     </w:p>
     <w:sectPr>
       <w:footerReference w:type="default" r:id="rId17"/>
+      <w:headerReference w:type="default" r:id="rId18"/>
+      <w:headerReference w:type="first" r:id="rId19"/>
+      <w:footerReference w:type="first" r:id="rId20"/>
       <w:pgSz w:w="11906" w:h="16838"/>
       <w:pgMar w:top="850" w:right="850" w:bottom="850" w:left="1134" w:header="720" w:footer="720" w:gutter="0"/>
       <w:cols w:space="720"/>
@@ -5024,6 +5027,36 @@
     </w:r>
   </w:p>
 </w:ftr>
+</file>
+
+<file path=word/footer2.xml><?xml version="1.0" encoding="utf-8"?>
+<w:ftr xmlns:m="http://schemas.openxmlformats.org/officeDocument/2006/math" xmlns:mc="http://schemas.openxmlformats.org/markup-compatibility/2006" xmlns:mo="http://schemas.microsoft.com/office/mac/office/2008/main" xmlns:mv="urn:schemas-microsoft-com:mac:vml" xmlns:o="urn:schemas-microsoft-com:office:office" xmlns:r="http://schemas.openxmlformats.org/officeDocument/2006/relationships" xmlns:v="urn:schemas-microsoft-com:vml" xmlns:w10="urn:schemas-microsoft-com:office:word" xmlns:w14="http://schemas.microsoft.com/office/word/2010/wordml" xmlns:w="http://schemas.openxmlformats.org/wordprocessingml/2006/main" xmlns:wne="http://schemas.microsoft.com/office/word/2006/wordml" xmlns:wp14="http://schemas.microsoft.com/office/word/2010/wordprocessingDrawing" xmlns:wp="http://schemas.openxmlformats.org/drawingml/2006/wordprocessingDrawing" xmlns:wpc="http://schemas.microsoft.com/office/word/2010/wordprocessingCanvas" xmlns:wpg="http://schemas.microsoft.com/office/word/2010/wordprocessingGroup" xmlns:wpi="http://schemas.microsoft.com/office/word/2010/wordprocessingInk" xmlns:wps="http://schemas.microsoft.com/office/word/2010/wordprocessingShape" mc:Ignorable="w14 wp14">
+  <w:p>
+    <w:pPr>
+      <w:pStyle w:val="Footer"/>
+    </w:pPr>
+  </w:p>
+</w:ftr>
+</file>
+
+<file path=word/header1.xml><?xml version="1.0" encoding="utf-8"?>
+<w:hdr xmlns:m="http://schemas.openxmlformats.org/officeDocument/2006/math" xmlns:mc="http://schemas.openxmlformats.org/markup-compatibility/2006" xmlns:mo="http://schemas.microsoft.com/office/mac/office/2008/main" xmlns:mv="urn:schemas-microsoft-com:mac:vml" xmlns:o="urn:schemas-microsoft-com:office:office" xmlns:r="http://schemas.openxmlformats.org/officeDocument/2006/relationships" xmlns:v="urn:schemas-microsoft-com:vml" xmlns:w10="urn:schemas-microsoft-com:office:word" xmlns:w14="http://schemas.microsoft.com/office/word/2010/wordml" xmlns:w="http://schemas.openxmlformats.org/wordprocessingml/2006/main" xmlns:wne="http://schemas.microsoft.com/office/word/2006/wordml" xmlns:wp14="http://schemas.microsoft.com/office/word/2010/wordprocessingDrawing" xmlns:wp="http://schemas.openxmlformats.org/drawingml/2006/wordprocessingDrawing" xmlns:wpc="http://schemas.microsoft.com/office/word/2010/wordprocessingCanvas" xmlns:wpg="http://schemas.microsoft.com/office/word/2010/wordprocessingGroup" xmlns:wpi="http://schemas.microsoft.com/office/word/2010/wordprocessingInk" xmlns:wps="http://schemas.microsoft.com/office/word/2010/wordprocessingShape" mc:Ignorable="w14 wp14">
+  <w:p>
+    <w:pPr>
+      <w:pStyle w:val="Header"/>
+    </w:pPr>
+  </w:p>
+</w:hdr>
+</file>
+
+<file path=word/header2.xml><?xml version="1.0" encoding="utf-8"?>
+<w:hdr xmlns:m="http://schemas.openxmlformats.org/officeDocument/2006/math" xmlns:mc="http://schemas.openxmlformats.org/markup-compatibility/2006" xmlns:mo="http://schemas.microsoft.com/office/mac/office/2008/main" xmlns:mv="urn:schemas-microsoft-com:mac:vml" xmlns:o="urn:schemas-microsoft-com:office:office" xmlns:r="http://schemas.openxmlformats.org/officeDocument/2006/relationships" xmlns:v="urn:schemas-microsoft-com:vml" xmlns:w10="urn:schemas-microsoft-com:office:word" xmlns:w14="http://schemas.microsoft.com/office/word/2010/wordml" xmlns:w="http://schemas.openxmlformats.org/wordprocessingml/2006/main" xmlns:wne="http://schemas.microsoft.com/office/word/2006/wordml" xmlns:wp14="http://schemas.microsoft.com/office/word/2010/wordprocessingDrawing" xmlns:wp="http://schemas.openxmlformats.org/drawingml/2006/wordprocessingDrawing" xmlns:wpc="http://schemas.microsoft.com/office/word/2010/wordprocessingCanvas" xmlns:wpg="http://schemas.microsoft.com/office/word/2010/wordprocessingGroup" xmlns:wpi="http://schemas.microsoft.com/office/word/2010/wordprocessingInk" xmlns:wps="http://schemas.microsoft.com/office/word/2010/wordprocessingShape" mc:Ignorable="w14 wp14">
+  <w:p>
+    <w:pPr>
+      <w:pStyle w:val="Header"/>
+    </w:pPr>
+  </w:p>
+</w:hdr>
 </file>
 
 <file path=word/numbering.xml><?xml version="1.0" encoding="utf-8"?>
